--- a/docs/prototype-collateral/KCXDocumentor - Executive Brief.docx
+++ b/docs/prototype-collateral/KCXDocumentor - Executive Brief.docx
@@ -108,7 +108,7 @@
                 <w:color w:val="1F2937"/>
                 <w:sz w:val="20"/>
               </w:rPr>
-              <w:t>Built as a keycentrix internal artifact using the DamienDev document recipe structure: control metadata, version history, purpose, scope, audience, governance, process detail, and appendices.</w:t>
+              <w:t>Built as a keycentrix internal artifact using the KCX document standard: control metadata, version history, purpose, scope, audience, governance, process detail, and appendices.</w:t>
             </w:r>
           </w:p>
         </w:tc>
@@ -604,7 +604,7 @@
                 <w:color w:val="1F2937"/>
                 <w:sz w:val="19"/>
               </w:rPr>
-              <w:t>DamienDev document recipe</w:t>
+              <w:t>KCX document standard</w:t>
             </w:r>
           </w:p>
         </w:tc>
@@ -1186,7 +1186,7 @@
                 <w:color w:val="1F2937"/>
                 <w:sz w:val="19"/>
               </w:rPr>
-              <w:t>Initial collateral package aligned to the DamienDev document recipe.</w:t>
+              <w:t>Initial collateral package aligned to the KCX document standard.</w:t>
             </w:r>
           </w:p>
         </w:tc>
@@ -1394,7 +1394,23 @@
         <w:pStyle w:val="ListBullet"/>
       </w:pPr>
       <w:r>
-        <w:t>Lets reviewers approve, reject, or capture screenshots before guide creation.</w:t>
+        <w:t>Groups screenshots as Recommended, Alternates, and Needs Attention before guide creation.</w:t>
+      </w:r>
+    </w:p>
+    <w:p>
+      <w:pPr>
+        <w:pStyle w:val="ListBullet"/>
+      </w:pPr>
+      <w:r>
+        <w:t>Lets reviewers approve, reject, or capture screenshots from the video picker.</w:t>
+      </w:r>
+    </w:p>
+    <w:p>
+      <w:pPr>
+        <w:pStyle w:val="ListBullet"/>
+      </w:pPr>
+      <w:r>
+        <w:t>Runs OCR and evidence scoring on reviewer-added frames so they carry segment context into guide generation.</w:t>
       </w:r>
     </w:p>
     <w:p>
@@ -2005,6 +2021,14 @@
         <w:pStyle w:val="ListBullet"/>
       </w:pPr>
       <w:r>
+        <w:t>Accuracy of OCR/context captured from manually added frames.</w:t>
+      </w:r>
+    </w:p>
+    <w:p>
+      <w:pPr>
+        <w:pStyle w:val="ListBullet"/>
+      </w:pPr>
+      <w:r>
         <w:t>Absence of internal AI, prompt, or pipeline language in the reader-facing document.</w:t>
       </w:r>
     </w:p>

--- a/docs/prototype-collateral/KCXDocumentor - Executive Brief.docx
+++ b/docs/prototype-collateral/KCXDocumentor - Executive Brief.docx
@@ -360,7 +360,7 @@
                 <w:color w:val="1F2937"/>
                 <w:sz w:val="19"/>
               </w:rPr>
-              <w:t>2026-06-05</w:t>
+              <w:t>2026-06-07</w:t>
             </w:r>
           </w:p>
         </w:tc>
@@ -1157,7 +1157,7 @@
                 <w:color w:val="1F2937"/>
                 <w:sz w:val="19"/>
               </w:rPr>
-              <w:t>2026-06-05</w:t>
+              <w:t>2026-06-07</w:t>
             </w:r>
           </w:p>
         </w:tc>
@@ -1418,7 +1418,7 @@
         <w:pStyle w:val="ListBullet"/>
       </w:pPr>
       <w:r>
-        <w:t>Creates a DOCX guide through an authenticated Azure Function proxy to Anthropic.</w:t>
+        <w:t>Creates a DOCX guide through an authenticated Azure Function proxy to Azure Foundry Claude.</w:t>
       </w:r>
     </w:p>
     <w:p>
